--- a/Probability Theory/Sem 2.docx
+++ b/Probability Theory/Sem 2.docx
@@ -82,10 +82,22 @@
         </w:numPr>
       </w:pPr>
       <w:r>
+        <w:t>A dice</w:t>
+      </w:r>
+      <w:r>
+        <w:t xml:space="preserve"> </w:t>
+      </w:r>
+      <w:r>
+        <w:t xml:space="preserve">is rolled n times. </w:t>
+      </w:r>
+      <w:r>
         <w:t xml:space="preserve">Find </w:t>
       </w:r>
       <w:r>
-        <w:t>the correlation between the number of “1” and “2” out of n rolls of a dice.</w:t>
+        <w:t>the correlation between the number of “1” and “2”</w:t>
+      </w:r>
+      <w:r>
+        <w:t>.</w:t>
       </w:r>
     </w:p>
     <w:p>
@@ -238,13 +250,7 @@
         <w:t xml:space="preserve">the distribution for the minimum of random variables and how many </w:t>
       </w:r>
       <w:r>
-        <w:t xml:space="preserve">people will change their place if the last person in the train decides to </w:t>
-      </w:r>
-      <w:r>
-        <w:t>take the place on the ticket</w:t>
-      </w:r>
-      <w:r>
-        <w:t>.</w:t>
+        <w:t>people will change their place if the last person in the train decides to take the place on the ticket.</w:t>
       </w:r>
     </w:p>
     <w:p/>
@@ -273,10 +279,7 @@
         <w:t>o</w:t>
       </w:r>
       <w:r>
-        <w:t>n the ticket</w:t>
-      </w:r>
-      <w:r>
-        <w:t>.</w:t>
+        <w:t>n the ticket.</w:t>
       </w:r>
       <w:r>
         <w:t>”</w:t>
@@ -287,13 +290,7 @@
         <w:t>Try to solve it yourself.</w:t>
       </w:r>
     </w:p>
-    <w:p>
-      <w:pPr>
-        <w:rPr>
-          <w:lang w:val="ru-RU"/>
-        </w:rPr>
-      </w:pPr>
-    </w:p>
+    <w:p/>
     <w:sectPr>
       <w:pgSz w:w="12240" w:h="15840"/>
       <w:pgMar w:top="1440" w:right="1440" w:bottom="1440" w:left="1440" w:header="720" w:footer="720" w:gutter="0"/>
